--- a/resources/document-templates/startup-post-tech-assessment-tmrl-template.docx
+++ b/resources/document-templates/startup-post-tech-assessment-tmrl-template.docx
@@ -3079,6 +3079,23 @@
     </w:p>
     <w:p>
       <w:pPr>
+        <w:spacing w:before="43"/>
+        <w:rPr>
+          <w:sz w:val="24"/>
+          <w:szCs w:val="24"/>
+        </w:rPr>
+      </w:pPr>
+    </w:p>
+    <w:p>
+      <w:pPr>
+        <w:spacing w:after="0"/>
+      </w:pPr>
+      <w:r>
+        <w:t>${sig_slot_1}</w:t>
+      </w:r>
+    </w:p>
+    <w:p>
+      <w:pPr>
         <w:rPr>
           <w:sz w:val="24"/>
           <w:szCs w:val="24"/>
@@ -3089,7 +3106,7 @@
           <w:sz w:val="24"/>
           <w:szCs w:val="24"/>
         </w:rPr>
-        <w:t>Evaluated by:</w:t>
+        <w:t xml:space="preserve">${evaluated_by_label}</w:t>
       </w:r>
     </w:p>
     <w:p>
@@ -3176,6 +3193,31 @@
     </w:p>
     <w:p>
       <w:pPr>
+        <w:spacing w:before="43"/>
+        <w:rPr>
+          <w:sz w:val="24"/>
+          <w:szCs w:val="24"/>
+        </w:rPr>
+      </w:pPr>
+    </w:p>
+    <w:p>
+      <w:pPr>
+        <w:spacing w:after="0"/>
+      </w:pPr>
+      <w:r>
+        <w:t>${/sig_slot_1}</w:t>
+      </w:r>
+    </w:p>
+    <w:p>
+      <w:pPr>
+        <w:spacing w:after="0"/>
+      </w:pPr>
+      <w:r>
+        <w:t>${sig_slot_2}</w:t>
+      </w:r>
+    </w:p>
+    <w:p>
+      <w:pPr>
         <w:spacing w:before="41" w:line="552" w:lineRule="auto"/>
         <w:ind w:right="4022"/>
         <w:rPr>
@@ -3188,7 +3230,7 @@
           <w:sz w:val="24"/>
           <w:szCs w:val="24"/>
         </w:rPr>
-        <w:t>Reviewed by:</w:t>
+        <w:t xml:space="preserve">${reviewed_by_label}</w:t>
       </w:r>
     </w:p>
     <w:p>
@@ -3273,6 +3315,14 @@
     </w:p>
     <w:p>
       <w:pPr>
+        <w:spacing w:after="0"/>
+      </w:pPr>
+      <w:r>
+        <w:t>${/sig_slot_2}</w:t>
+      </w:r>
+    </w:p>
+    <w:p>
+      <w:pPr>
         <w:ind w:left="5760"/>
         <w:rPr>
           <w:sz w:val="24"/>
@@ -3284,7 +3334,7 @@
           <w:sz w:val="24"/>
           <w:szCs w:val="24"/>
         </w:rPr>
-        <w:t>Noted by:</w:t>
+        <w:t xml:space="preserve">${noted_by_label}</w:t>
       </w:r>
     </w:p>
     <w:p>
@@ -3343,23 +3393,6 @@
           <w:szCs w:val="24"/>
         </w:rPr>
         <w:t>${noted_by_position_1}</w:t>
-      </w:r>
-    </w:p>
-    <w:p>
-      <w:pPr>
-        <w:spacing w:before="40"/>
-        <w:ind w:left="5760"/>
-        <w:rPr>
-          <w:sz w:val="24"/>
-          <w:szCs w:val="24"/>
-        </w:rPr>
-      </w:pPr>
-      <w:r>
-        <w:rPr>
-          <w:sz w:val="24"/>
-          <w:szCs w:val="24"/>
-        </w:rPr>
-        <w:t>${noted_by_position_2}</w:t>
       </w:r>
     </w:p>
     <w:sectPr>

--- a/resources/document-templates/startup-post-tech-assessment-tmrl-template.docx
+++ b/resources/document-templates/startup-post-tech-assessment-tmrl-template.docx
@@ -3323,7 +3323,7 @@
     </w:p>
     <w:p>
       <w:pPr>
-        <w:ind w:left="5760"/>
+        <w:ind w:left="3270"/>
         <w:rPr>
           <w:sz w:val="24"/>
           <w:szCs w:val="24"/>
@@ -3349,7 +3349,7 @@
     <w:p>
       <w:pPr>
         <w:pStyle w:val="Heading1"/>
-        <w:ind w:left="5760"/>
+        <w:ind w:left="3270"/>
         <w:rPr>
           <w:rFonts w:ascii="Times New Roman" w:eastAsia="Times New Roman" w:hAnsi="Times New Roman" w:cs="Times New Roman"/>
         </w:rPr>
@@ -3381,7 +3381,7 @@
     <w:p>
       <w:pPr>
         <w:spacing w:before="41"/>
-        <w:ind w:left="5760"/>
+        <w:ind w:left="3270"/>
         <w:rPr>
           <w:sz w:val="24"/>
           <w:szCs w:val="24"/>

--- a/resources/document-templates/startup-post-tech-assessment-tmrl-template.docx
+++ b/resources/document-templates/startup-post-tech-assessment-tmrl-template.docx
@@ -3159,6 +3159,8 @@
       </w:pPr>
       <w:r>
         <w:rPr>
+          <w:i/>
+          <w:iCs/>
           <w:sz w:val="24"/>
           <w:szCs w:val="24"/>
         </w:rPr>
@@ -3167,6 +3169,8 @@
       <w:proofErr w:type="spellStart"/>
       <w:r>
         <w:rPr>
+          <w:i/>
+          <w:iCs/>
           <w:sz w:val="24"/>
           <w:szCs w:val="24"/>
         </w:rPr>
@@ -3175,6 +3179,8 @@
       <w:proofErr w:type="spellEnd"/>
       <w:r>
         <w:rPr>
+          <w:i/>
+          <w:iCs/>
           <w:sz w:val="24"/>
           <w:szCs w:val="24"/>
         </w:rPr>
@@ -3274,6 +3280,8 @@
       </w:pPr>
       <w:r>
         <w:rPr>
+          <w:i/>
+          <w:iCs/>
           <w:sz w:val="24"/>
           <w:szCs w:val="24"/>
         </w:rPr>
@@ -3282,6 +3290,8 @@
       <w:proofErr w:type="spellStart"/>
       <w:r>
         <w:rPr>
+          <w:i/>
+          <w:iCs/>
           <w:sz w:val="24"/>
           <w:szCs w:val="24"/>
         </w:rPr>
@@ -3290,6 +3300,8 @@
       <w:proofErr w:type="spellEnd"/>
       <w:r>
         <w:rPr>
+          <w:i/>
+          <w:iCs/>
           <w:sz w:val="24"/>
           <w:szCs w:val="24"/>
         </w:rPr>
@@ -3389,6 +3401,8 @@
       </w:pPr>
       <w:r>
         <w:rPr>
+          <w:i/>
+          <w:iCs/>
           <w:sz w:val="24"/>
           <w:szCs w:val="24"/>
         </w:rPr>

--- a/resources/document-templates/startup-post-tech-assessment-tmrl-template.docx
+++ b/resources/document-templates/startup-post-tech-assessment-tmrl-template.docx
@@ -3189,7 +3189,7 @@
     </w:p>
     <w:p>
       <w:pPr>
-        <w:spacing w:before="41" w:line="552" w:lineRule="auto"/>
+        <w:spacing w:before="41"/>
         <w:ind w:right="4022"/>
         <w:rPr>
           <w:sz w:val="24"/>

--- a/resources/document-templates/startup-post-tech-assessment-tmrl-template.docx
+++ b/resources/document-templates/startup-post-tech-assessment-tmrl-template.docx
@@ -3096,6 +3096,7 @@
     </w:p>
     <w:p>
       <w:pPr>
+        <w:keepNext/>
         <w:rPr>
           <w:sz w:val="24"/>
           <w:szCs w:val="24"/>
@@ -3111,6 +3112,7 @@
     </w:p>
     <w:p>
       <w:pPr>
+        <w:keepNext/>
         <w:spacing w:before="84"/>
         <w:rPr>
           <w:sz w:val="24"/>
@@ -3121,6 +3123,7 @@
     <w:p>
       <w:pPr>
         <w:pStyle w:val="Heading1"/>
+        <w:keepNext/>
         <w:rPr>
           <w:rFonts w:ascii="Times New Roman" w:eastAsia="Times New Roman" w:hAnsi="Times New Roman" w:cs="Times New Roman"/>
         </w:rPr>
@@ -3224,6 +3227,7 @@
     </w:p>
     <w:p>
       <w:pPr>
+        <w:keepNext/>
         <w:spacing w:before="41" w:line="552" w:lineRule="auto"/>
         <w:ind w:right="4022"/>
         <w:rPr>
@@ -3242,6 +3246,7 @@
     <w:p>
       <w:pPr>
         <w:pStyle w:val="Heading1"/>
+        <w:keepNext/>
         <w:rPr>
           <w:rFonts w:ascii="Times New Roman" w:eastAsia="Times New Roman" w:hAnsi="Times New Roman" w:cs="Times New Roman"/>
         </w:rPr>
@@ -3335,6 +3340,7 @@
     </w:p>
     <w:p>
       <w:pPr>
+        <w:keepNext/>
         <w:ind w:left="3270"/>
         <w:rPr>
           <w:sz w:val="24"/>
@@ -3351,6 +3357,7 @@
     </w:p>
     <w:p>
       <w:pPr>
+        <w:keepNext/>
         <w:spacing w:before="84"/>
         <w:rPr>
           <w:sz w:val="24"/>
@@ -3361,6 +3368,7 @@
     <w:p>
       <w:pPr>
         <w:pStyle w:val="Heading1"/>
+        <w:keepNext/>
         <w:ind w:left="3270"/>
         <w:rPr>
           <w:rFonts w:ascii="Times New Roman" w:eastAsia="Times New Roman" w:hAnsi="Times New Roman" w:cs="Times New Roman"/>
